--- a/MAU BB TO TUNG/BAN ĐẦU/2. Lý lịch cá nhân 209-128 .docx
+++ b/MAU BB TO TUNG/BAN ĐẦU/2. Lý lịch cá nhân 209-128 .docx
@@ -776,6 +776,7 @@
           <w:tab w:val="left" w:pos="5000"/>
         </w:tabs>
         <w:spacing w:after="100"/>
+        <w:jc w:val="both"/>
         <w:rPr>
           <w:rFonts w:ascii="Times New Roman" w:hAnsi="Times New Roman" w:cs="Times New Roman"/>
         </w:rPr>
@@ -826,6 +827,7 @@
     <w:p>
       <w:pPr>
         <w:spacing w:after="100"/>
+        <w:jc w:val="both"/>
         <w:rPr>
           <w:rFonts w:ascii="Times New Roman" w:hAnsi="Times New Roman" w:cs="Times New Roman"/>
         </w:rPr>
@@ -845,6 +847,7 @@
           <w:tab w:val="left" w:pos="1000"/>
         </w:tabs>
         <w:spacing w:after="100"/>
+        <w:jc w:val="both"/>
         <w:rPr>
           <w:rFonts w:ascii="Times New Roman" w:hAnsi="Times New Roman" w:cs="Times New Roman"/>
           <w:lang w:val="en-US"/>
@@ -887,6 +890,7 @@
     <w:p>
       <w:pPr>
         <w:spacing w:after="100"/>
+        <w:jc w:val="both"/>
         <w:rPr>
           <w:rFonts w:ascii="Times New Roman" w:hAnsi="Times New Roman" w:cs="Times New Roman"/>
         </w:rPr>
@@ -906,6 +910,7 @@
           <w:tab w:val="left" w:pos="1000"/>
         </w:tabs>
         <w:spacing w:after="100"/>
+        <w:jc w:val="both"/>
         <w:rPr>
           <w:rFonts w:ascii="Times New Roman" w:hAnsi="Times New Roman" w:cs="Times New Roman"/>
         </w:rPr>
@@ -956,6 +961,7 @@
     <w:p>
       <w:pPr>
         <w:spacing w:after="100"/>
+        <w:jc w:val="both"/>
         <w:rPr>
           <w:rFonts w:ascii="Times New Roman" w:hAnsi="Times New Roman" w:cs="Times New Roman"/>
         </w:rPr>
@@ -982,6 +988,16 @@
           <w:rFonts w:ascii="Times New Roman" w:hAnsi="Times New Roman" w:cs="Times New Roman"/>
           <w:sz w:val="28"/>
           <w:szCs w:val="28"/>
+          <w:lang w:val="en-US"/>
+        </w:rPr>
+        <w:tab/>
+        <w:t xml:space="preserve">     </w:t>
+      </w:r>
+      <w:r>
+        <w:rPr>
+          <w:rFonts w:ascii="Times New Roman" w:hAnsi="Times New Roman" w:cs="Times New Roman"/>
+          <w:sz w:val="28"/>
+          <w:szCs w:val="28"/>
         </w:rPr>
         <w:t>cấp {doituong1_ngay_cap}</w:t>
       </w:r>
@@ -992,7 +1008,7 @@
           <w:szCs w:val="28"/>
           <w:lang w:val="en-US"/>
         </w:rPr>
-        <w:tab/>
+        <w:t xml:space="preserve">. </w:t>
       </w:r>
       <w:r>
         <w:rPr>
@@ -1006,6 +1022,7 @@
     <w:p>
       <w:pPr>
         <w:spacing w:after="100"/>
+        <w:jc w:val="both"/>
         <w:rPr>
           <w:rFonts w:ascii="Times New Roman" w:hAnsi="Times New Roman" w:cs="Times New Roman"/>
         </w:rPr>
@@ -1022,6 +1039,7 @@
     <w:p>
       <w:pPr>
         <w:spacing w:after="100"/>
+        <w:jc w:val="both"/>
         <w:rPr>
           <w:rFonts w:ascii="Times New Roman" w:hAnsi="Times New Roman" w:cs="Times New Roman"/>
         </w:rPr>
@@ -1038,6 +1056,7 @@
     <w:p>
       <w:pPr>
         <w:spacing w:after="100"/>
+        <w:jc w:val="both"/>
         <w:rPr>
           <w:rFonts w:ascii="Times New Roman" w:hAnsi="Times New Roman" w:cs="Times New Roman"/>
         </w:rPr>
@@ -1054,6 +1073,7 @@
     <w:p>
       <w:pPr>
         <w:spacing w:after="100"/>
+        <w:jc w:val="both"/>
         <w:rPr>
           <w:rFonts w:ascii="Times New Roman" w:hAnsi="Times New Roman" w:cs="Times New Roman"/>
           <w:sz w:val="28"/>
@@ -1072,6 +1092,7 @@
     <w:p>
       <w:pPr>
         <w:spacing w:after="100"/>
+        <w:jc w:val="both"/>
         <w:rPr>
           <w:rFonts w:ascii="Times New Roman" w:hAnsi="Times New Roman" w:cs="Times New Roman"/>
         </w:rPr>
@@ -1088,6 +1109,7 @@
     <w:p>
       <w:pPr>
         <w:spacing w:after="100"/>
+        <w:jc w:val="both"/>
         <w:rPr>
           <w:rFonts w:ascii="Times New Roman" w:hAnsi="Times New Roman" w:cs="Times New Roman"/>
         </w:rPr>

--- a/MAU BB TO TUNG/BAN ĐẦU/2. Lý lịch cá nhân 209-128 .docx
+++ b/MAU BB TO TUNG/BAN ĐẦU/2. Lý lịch cá nhân 209-128 .docx
@@ -860,6 +860,24 @@
           <w:szCs w:val="28"/>
         </w:rPr>
         <w:t>Sinh {doituong1_ngay_sinh}</w:t>
+      </w:r>
+      <w:r>
+        <w:rPr>
+          <w:rFonts w:ascii="Times New Roman" w:hAnsi="Times New Roman" w:cs="Times New Roman"/>
+          <w:sz w:val="28"/>
+          <w:szCs w:val="28"/>
+          <w:lang w:val="en-US"/>
+        </w:rPr>
+        <w:tab/>
+      </w:r>
+      <w:r>
+        <w:rPr>
+          <w:rFonts w:ascii="Times New Roman" w:hAnsi="Times New Roman" w:cs="Times New Roman"/>
+          <w:sz w:val="28"/>
+          <w:szCs w:val="28"/>
+          <w:lang w:val="en-US"/>
+        </w:rPr>
+        <w:tab/>
       </w:r>
       <w:r>
         <w:rPr>
